--- a/Gabriel/Python Backend/GABRIEL POPA.docx
+++ b/Gabriel/Python Backend/GABRIEL POPA.docx
@@ -98,7 +98,7 @@
           <w:color w:val="4472C4" w:themeColor="accent5"/>
           <w:szCs w:val="36"/>
         </w:rPr>
-        <w:t>React</w:t>
+        <w:t>Python</w:t>
       </w:r>
       <w:r>
         <w:rPr>
@@ -107,8 +107,9 @@
           <w:color w:val="4472C4" w:themeColor="accent5"/>
           <w:szCs w:val="36"/>
         </w:rPr>
-        <w:t xml:space="preserve"> • </w:t>
-      </w:r>
+        <w:t>(</w:t>
+      </w:r>
+      <w:proofErr w:type="spellStart"/>
       <w:r>
         <w:rPr>
           <w:b/>
@@ -116,8 +117,9 @@
           <w:color w:val="4472C4" w:themeColor="accent5"/>
           <w:szCs w:val="36"/>
         </w:rPr>
-        <w:t>Python</w:t>
-      </w:r>
+        <w:t>Django</w:t>
+      </w:r>
+      <w:proofErr w:type="spellEnd"/>
       <w:r>
         <w:rPr>
           <w:b/>
@@ -125,37 +127,10 @@
           <w:color w:val="4472C4" w:themeColor="accent5"/>
           <w:szCs w:val="36"/>
         </w:rPr>
-        <w:t>(</w:t>
-      </w:r>
-      <w:proofErr w:type="spellStart"/>
-      <w:r>
-        <w:rPr>
-          <w:b/>
-          <w:bCs/>
-          <w:color w:val="4472C4" w:themeColor="accent5"/>
-          <w:szCs w:val="36"/>
-        </w:rPr>
-        <w:t>Django</w:t>
-      </w:r>
-      <w:proofErr w:type="spellEnd"/>
-      <w:r>
-        <w:rPr>
-          <w:b/>
-          <w:bCs/>
-          <w:color w:val="4472C4" w:themeColor="accent5"/>
-          <w:szCs w:val="36"/>
-        </w:rPr>
         <w:t>/</w:t>
       </w:r>
-      <w:r>
-        <w:rPr>
-          <w:b/>
-          <w:bCs/>
-          <w:color w:val="4472C4" w:themeColor="accent5"/>
-          <w:szCs w:val="36"/>
-        </w:rPr>
-        <w:t xml:space="preserve"> </w:t>
-      </w:r>
+      <w:bookmarkStart w:id="0" w:name="_GoBack"/>
+      <w:bookmarkEnd w:id="0"/>
       <w:proofErr w:type="spellStart"/>
       <w:r>
         <w:rPr>
@@ -3591,8 +3566,6 @@
           <w:lang w:eastAsia="en-US"/>
         </w:rPr>
       </w:pPr>
-      <w:bookmarkStart w:id="0" w:name="_GoBack"/>
-      <w:bookmarkEnd w:id="0"/>
       <w:r>
         <w:rPr>
           <w:rFonts w:ascii="Times New Roman" w:eastAsia="Times New Roman" w:hAnsi="Times New Roman" w:cs="Times New Roman"/>

--- a/Gabriel/Python Backend/GABRIEL POPA.docx
+++ b/Gabriel/Python Backend/GABRIEL POPA.docx
@@ -109,7 +109,6 @@
         </w:rPr>
         <w:t>(</w:t>
       </w:r>
-      <w:proofErr w:type="spellStart"/>
       <w:r>
         <w:rPr>
           <w:b/>
@@ -119,7 +118,6 @@
         </w:rPr>
         <w:t>Django</w:t>
       </w:r>
-      <w:proofErr w:type="spellEnd"/>
       <w:r>
         <w:rPr>
           <w:b/>
@@ -129,8 +127,6 @@
         </w:rPr>
         <w:t>/</w:t>
       </w:r>
-      <w:bookmarkStart w:id="0" w:name="_GoBack"/>
-      <w:bookmarkEnd w:id="0"/>
       <w:proofErr w:type="spellStart"/>
       <w:r>
         <w:rPr>
@@ -216,60 +212,7 @@
           <w:sz w:val="20"/>
           <w:szCs w:val="28"/>
         </w:rPr>
-        <w:t>, Romania</w:t>
-      </w:r>
-      <w:r>
-        <w:rPr>
-          <w:rStyle w:val="NormalWebChar"/>
-          <w:rFonts w:asciiTheme="majorBidi" w:hAnsiTheme="majorBidi" w:cstheme="majorBidi"/>
-          <w:bCs/>
-          <w:color w:val="000000" w:themeColor="text1"/>
-          <w:sz w:val="20"/>
-          <w:szCs w:val="28"/>
-        </w:rPr>
-        <w:t xml:space="preserve"> | </w:t>
-      </w:r>
-      <w:r>
-        <w:rPr>
-          <w:rStyle w:val="NormalWebChar"/>
-          <w:rFonts w:asciiTheme="majorBidi" w:hAnsiTheme="majorBidi" w:cstheme="majorBidi"/>
-          <w:bCs/>
-          <w:color w:val="000000" w:themeColor="text1"/>
-          <w:sz w:val="20"/>
-          <w:szCs w:val="28"/>
-        </w:rPr>
-        <w:t xml:space="preserve">+40 764309991 | </w:t>
-      </w:r>
-      <w:r>
-        <w:rPr>
-          <w:rFonts w:asciiTheme="majorBidi" w:eastAsia="Times New Roman" w:hAnsiTheme="majorBidi" w:cstheme="majorBidi"/>
-          <w:bCs/>
-          <w:color w:val="000000" w:themeColor="text1"/>
-          <w:szCs w:val="27"/>
-          <w:lang w:eastAsia="en-US"/>
-        </w:rPr>
-        <w:t>popagabriel0523@outlook.com</w:t>
-      </w:r>
-      <w:r>
-        <w:rPr>
-          <w:rFonts w:asciiTheme="majorBidi" w:eastAsia="Times New Roman" w:hAnsiTheme="majorBidi" w:cstheme="majorBidi"/>
-          <w:bCs/>
-          <w:color w:val="000000" w:themeColor="text1"/>
-          <w:szCs w:val="27"/>
-          <w:lang w:eastAsia="en-US"/>
-        </w:rPr>
-        <w:t xml:space="preserve"> | </w:t>
-      </w:r>
-      <w:r>
-        <w:rPr>
-          <w:rStyle w:val="NormalWebChar"/>
-          <w:rFonts w:asciiTheme="majorBidi" w:hAnsiTheme="majorBidi" w:cstheme="majorBidi"/>
-          <w:bCs/>
-          <w:color w:val="000000" w:themeColor="text1"/>
-          <w:sz w:val="20"/>
-          <w:szCs w:val="27"/>
-        </w:rPr>
-        <w:t>https://www.linkedin.com/in/gabriel-popa-89ba643a4/</w:t>
+        <w:t>, Romania | +40 764309991 | gabrielpdev@outlook.com | https://www.linkedin.com/in/gabriel-popa-12890b414/</w:t>
       </w:r>
     </w:p>
     <w:p>
@@ -368,7 +311,7 @@
           <w:rFonts w:ascii="Times New Roman" w:hAnsi="Times New Roman" w:cs="Times New Roman"/>
           <w:sz w:val="22"/>
         </w:rPr>
-        <w:t xml:space="preserve">Python 2.7–3.12, </w:t>
+        <w:t xml:space="preserve">Python 2.7–3.12, Django 1.x–4.x, </w:t>
       </w:r>
       <w:proofErr w:type="spellStart"/>
       <w:r>
@@ -377,7 +320,7 @@
           <w:rFonts w:ascii="Times New Roman" w:hAnsi="Times New Roman" w:cs="Times New Roman"/>
           <w:sz w:val="22"/>
         </w:rPr>
-        <w:t>Django</w:t>
+        <w:t>FastAPI</w:t>
       </w:r>
       <w:proofErr w:type="spellEnd"/>
       <w:r>
@@ -386,7 +329,7 @@
           <w:rFonts w:ascii="Times New Roman" w:hAnsi="Times New Roman" w:cs="Times New Roman"/>
           <w:sz w:val="22"/>
         </w:rPr>
-        <w:t xml:space="preserve"> 1.x–4.x, </w:t>
+        <w:t xml:space="preserve"> 0.6+–0.110+, Flask 0.10+–3.x, PostgreSQL, </w:t>
       </w:r>
       <w:proofErr w:type="spellStart"/>
       <w:r>
@@ -395,7 +338,7 @@
           <w:rFonts w:ascii="Times New Roman" w:hAnsi="Times New Roman" w:cs="Times New Roman"/>
           <w:sz w:val="22"/>
         </w:rPr>
-        <w:t>FastAPI</w:t>
+        <w:t>Redis</w:t>
       </w:r>
       <w:proofErr w:type="spellEnd"/>
       <w:r>
@@ -404,7 +347,7 @@
           <w:rFonts w:ascii="Times New Roman" w:hAnsi="Times New Roman" w:cs="Times New Roman"/>
           <w:sz w:val="22"/>
         </w:rPr>
-        <w:t xml:space="preserve"> 0.6+–0.110+, Flask 0.10+–3.x, </w:t>
+        <w:t xml:space="preserve">, Celery, </w:t>
       </w:r>
       <w:proofErr w:type="spellStart"/>
       <w:r>
@@ -413,7 +356,7 @@
           <w:rFonts w:ascii="Times New Roman" w:hAnsi="Times New Roman" w:cs="Times New Roman"/>
           <w:sz w:val="22"/>
         </w:rPr>
-        <w:t>PostgreSQL</w:t>
+        <w:t>RabbitMQ</w:t>
       </w:r>
       <w:proofErr w:type="spellEnd"/>
       <w:r>
@@ -422,84 +365,14 @@
           <w:rFonts w:ascii="Times New Roman" w:hAnsi="Times New Roman" w:cs="Times New Roman"/>
           <w:sz w:val="22"/>
         </w:rPr>
-        <w:t xml:space="preserve">, </w:t>
-      </w:r>
-      <w:proofErr w:type="spellStart"/>
-      <w:r>
-        <w:rPr>
-          <w:rStyle w:val="Strong"/>
+        <w:t>, Docker, and AWS</w:t>
+      </w:r>
+      <w:r>
+        <w:rPr>
           <w:rFonts w:ascii="Times New Roman" w:hAnsi="Times New Roman" w:cs="Times New Roman"/>
           <w:sz w:val="22"/>
         </w:rPr>
-        <w:t>Redis</w:t>
-      </w:r>
-      <w:proofErr w:type="spellEnd"/>
-      <w:r>
-        <w:rPr>
-          <w:rStyle w:val="Strong"/>
-          <w:rFonts w:ascii="Times New Roman" w:hAnsi="Times New Roman" w:cs="Times New Roman"/>
-          <w:sz w:val="22"/>
-        </w:rPr>
-        <w:t xml:space="preserve">, Celery, </w:t>
-      </w:r>
-      <w:proofErr w:type="spellStart"/>
-      <w:r>
-        <w:rPr>
-          <w:rStyle w:val="Strong"/>
-          <w:rFonts w:ascii="Times New Roman" w:hAnsi="Times New Roman" w:cs="Times New Roman"/>
-          <w:sz w:val="22"/>
-        </w:rPr>
-        <w:t>RabbitMQ</w:t>
-      </w:r>
-      <w:proofErr w:type="spellEnd"/>
-      <w:r>
-        <w:rPr>
-          <w:rStyle w:val="Strong"/>
-          <w:rFonts w:ascii="Times New Roman" w:hAnsi="Times New Roman" w:cs="Times New Roman"/>
-          <w:sz w:val="22"/>
-        </w:rPr>
-        <w:t xml:space="preserve">, </w:t>
-      </w:r>
-      <w:proofErr w:type="spellStart"/>
-      <w:r>
-        <w:rPr>
-          <w:rStyle w:val="Strong"/>
-          <w:rFonts w:ascii="Times New Roman" w:hAnsi="Times New Roman" w:cs="Times New Roman"/>
-          <w:sz w:val="22"/>
-        </w:rPr>
-        <w:t>Docker</w:t>
-      </w:r>
-      <w:proofErr w:type="spellEnd"/>
-      <w:r>
-        <w:rPr>
-          <w:rStyle w:val="Strong"/>
-          <w:rFonts w:ascii="Times New Roman" w:hAnsi="Times New Roman" w:cs="Times New Roman"/>
-          <w:sz w:val="22"/>
-        </w:rPr>
-        <w:t>, and AWS</w:t>
-      </w:r>
-      <w:r>
-        <w:rPr>
-          <w:rFonts w:ascii="Times New Roman" w:hAnsi="Times New Roman" w:cs="Times New Roman"/>
-          <w:sz w:val="22"/>
-        </w:rPr>
-        <w:t xml:space="preserve">, with a practical track record of fixing production failures, modernizing legacy services, stabilizing releases, improving </w:t>
-      </w:r>
-      <w:proofErr w:type="spellStart"/>
-      <w:r>
-        <w:rPr>
-          <w:rFonts w:ascii="Times New Roman" w:hAnsi="Times New Roman" w:cs="Times New Roman"/>
-          <w:sz w:val="22"/>
-        </w:rPr>
-        <w:t>observability</w:t>
-      </w:r>
-      <w:proofErr w:type="spellEnd"/>
-      <w:r>
-        <w:rPr>
-          <w:rFonts w:ascii="Times New Roman" w:hAnsi="Times New Roman" w:cs="Times New Roman"/>
-          <w:sz w:val="22"/>
-        </w:rPr>
-        <w:t>, and delivering maintainable backend features that balance speed, correctness, and long-term system health.</w:t>
+        <w:t>, with a practical track record of fixing production failures, modernizing legacy services, stabilizing releases, improving observability, and delivering maintainable backend features that balance speed, correctness, and long-term system health.</w:t>
       </w:r>
     </w:p>
     <w:p>
@@ -586,29 +459,16 @@
         </w:rPr>
         <w:t xml:space="preserve">, </w:t>
       </w:r>
-      <w:proofErr w:type="spellStart"/>
-      <w:r>
-        <w:rPr>
-          <w:rFonts w:ascii="Times New Roman" w:eastAsia="Times New Roman" w:hAnsi="Times New Roman" w:cs="Times New Roman"/>
-          <w:b/>
-          <w:bCs/>
-          <w:sz w:val="22"/>
-          <w:szCs w:val="24"/>
-          <w:lang w:eastAsia="en-US"/>
-        </w:rPr>
-        <w:t>Django</w:t>
-      </w:r>
-      <w:proofErr w:type="spellEnd"/>
-      <w:r>
-        <w:rPr>
-          <w:rFonts w:ascii="Times New Roman" w:eastAsia="Times New Roman" w:hAnsi="Times New Roman" w:cs="Times New Roman"/>
-          <w:b/>
-          <w:bCs/>
-          <w:sz w:val="22"/>
-          <w:szCs w:val="24"/>
-          <w:lang w:eastAsia="en-US"/>
-        </w:rPr>
-        <w:t xml:space="preserve"> 1.x–4.x</w:t>
+      <w:r>
+        <w:rPr>
+          <w:rFonts w:ascii="Times New Roman" w:eastAsia="Times New Roman" w:hAnsi="Times New Roman" w:cs="Times New Roman"/>
+          <w:b/>
+          <w:bCs/>
+          <w:sz w:val="22"/>
+          <w:szCs w:val="24"/>
+          <w:lang w:eastAsia="en-US"/>
+        </w:rPr>
+        <w:t>Django 1.x–4.x</w:t>
       </w:r>
       <w:r>
         <w:rPr>
@@ -709,7 +569,6 @@
         </w:rPr>
         <w:t xml:space="preserve"> </w:t>
       </w:r>
-      <w:proofErr w:type="spellStart"/>
       <w:r>
         <w:rPr>
           <w:rFonts w:ascii="Times New Roman" w:eastAsia="Times New Roman" w:hAnsi="Times New Roman" w:cs="Times New Roman"/>
@@ -721,7 +580,6 @@
         </w:rPr>
         <w:t>PostgreSQL</w:t>
       </w:r>
-      <w:proofErr w:type="spellEnd"/>
       <w:r>
         <w:rPr>
           <w:rFonts w:ascii="Times New Roman" w:eastAsia="Times New Roman" w:hAnsi="Times New Roman" w:cs="Times New Roman"/>
@@ -821,31 +679,7 @@
           <w:szCs w:val="24"/>
           <w:lang w:eastAsia="en-US"/>
         </w:rPr>
-        <w:t xml:space="preserve">Cloud &amp; </w:t>
-      </w:r>
-      <w:proofErr w:type="spellStart"/>
-      <w:r>
-        <w:rPr>
-          <w:rFonts w:ascii="Times New Roman" w:eastAsia="Times New Roman" w:hAnsi="Times New Roman" w:cs="Times New Roman"/>
-          <w:b/>
-          <w:bCs/>
-          <w:sz w:val="22"/>
-          <w:szCs w:val="24"/>
-          <w:lang w:eastAsia="en-US"/>
-        </w:rPr>
-        <w:t>DevOps</w:t>
-      </w:r>
-      <w:proofErr w:type="spellEnd"/>
-      <w:r>
-        <w:rPr>
-          <w:rFonts w:ascii="Times New Roman" w:eastAsia="Times New Roman" w:hAnsi="Times New Roman" w:cs="Times New Roman"/>
-          <w:b/>
-          <w:bCs/>
-          <w:sz w:val="22"/>
-          <w:szCs w:val="24"/>
-          <w:lang w:eastAsia="en-US"/>
-        </w:rPr>
-        <w:t>:</w:t>
+        <w:t>Cloud &amp; DevOps:</w:t>
       </w:r>
       <w:r>
         <w:rPr>
@@ -874,67 +708,7 @@
           <w:szCs w:val="24"/>
           <w:lang w:eastAsia="en-US"/>
         </w:rPr>
-        <w:t xml:space="preserve">, </w:t>
-      </w:r>
-      <w:proofErr w:type="spellStart"/>
-      <w:r>
-        <w:rPr>
-          <w:rFonts w:ascii="Times New Roman" w:eastAsia="Times New Roman" w:hAnsi="Times New Roman" w:cs="Times New Roman"/>
-          <w:sz w:val="22"/>
-          <w:szCs w:val="24"/>
-          <w:lang w:eastAsia="en-US"/>
-        </w:rPr>
-        <w:t>Docker</w:t>
-      </w:r>
-      <w:proofErr w:type="spellEnd"/>
-      <w:r>
-        <w:rPr>
-          <w:rFonts w:ascii="Times New Roman" w:eastAsia="Times New Roman" w:hAnsi="Times New Roman" w:cs="Times New Roman"/>
-          <w:sz w:val="22"/>
-          <w:szCs w:val="24"/>
-          <w:lang w:eastAsia="en-US"/>
-        </w:rPr>
-        <w:t xml:space="preserve">, Linux, </w:t>
-      </w:r>
-      <w:proofErr w:type="spellStart"/>
-      <w:r>
-        <w:rPr>
-          <w:rFonts w:ascii="Times New Roman" w:eastAsia="Times New Roman" w:hAnsi="Times New Roman" w:cs="Times New Roman"/>
-          <w:sz w:val="22"/>
-          <w:szCs w:val="24"/>
-          <w:lang w:eastAsia="en-US"/>
-        </w:rPr>
-        <w:t>Nginx</w:t>
-      </w:r>
-      <w:proofErr w:type="spellEnd"/>
-      <w:r>
-        <w:rPr>
-          <w:rFonts w:ascii="Times New Roman" w:eastAsia="Times New Roman" w:hAnsi="Times New Roman" w:cs="Times New Roman"/>
-          <w:sz w:val="22"/>
-          <w:szCs w:val="24"/>
-          <w:lang w:eastAsia="en-US"/>
-        </w:rPr>
-        <w:t xml:space="preserve">, CI/CD, </w:t>
-      </w:r>
-      <w:proofErr w:type="spellStart"/>
-      <w:r>
-        <w:rPr>
-          <w:rFonts w:ascii="Times New Roman" w:eastAsia="Times New Roman" w:hAnsi="Times New Roman" w:cs="Times New Roman"/>
-          <w:sz w:val="22"/>
-          <w:szCs w:val="24"/>
-          <w:lang w:eastAsia="en-US"/>
-        </w:rPr>
-        <w:t>GitHub</w:t>
-      </w:r>
-      <w:proofErr w:type="spellEnd"/>
-      <w:r>
-        <w:rPr>
-          <w:rFonts w:ascii="Times New Roman" w:eastAsia="Times New Roman" w:hAnsi="Times New Roman" w:cs="Times New Roman"/>
-          <w:sz w:val="22"/>
-          <w:szCs w:val="24"/>
-          <w:lang w:eastAsia="en-US"/>
-        </w:rPr>
-        <w:t xml:space="preserve"> Actions, Jenkins, deployment automation, environment configuration, monitoring support</w:t>
+        <w:t>, Docker, Linux, Nginx, CI/CD, GitHub Actions, Jenkins, deployment automation, environment configuration, monitoring support</w:t>
       </w:r>
     </w:p>
     <w:p>
@@ -953,29 +727,16 @@
           <w:lang w:eastAsia="en-US"/>
         </w:rPr>
       </w:pPr>
-      <w:proofErr w:type="spellStart"/>
-      <w:r>
-        <w:rPr>
-          <w:rFonts w:ascii="Times New Roman" w:eastAsia="Times New Roman" w:hAnsi="Times New Roman" w:cs="Times New Roman"/>
-          <w:b/>
-          <w:bCs/>
-          <w:sz w:val="22"/>
-          <w:szCs w:val="24"/>
-          <w:lang w:eastAsia="en-US"/>
-        </w:rPr>
-        <w:t>Observability</w:t>
-      </w:r>
-      <w:proofErr w:type="spellEnd"/>
-      <w:r>
-        <w:rPr>
-          <w:rFonts w:ascii="Times New Roman" w:eastAsia="Times New Roman" w:hAnsi="Times New Roman" w:cs="Times New Roman"/>
-          <w:b/>
-          <w:bCs/>
-          <w:sz w:val="22"/>
-          <w:szCs w:val="24"/>
-          <w:lang w:eastAsia="en-US"/>
-        </w:rPr>
-        <w:t xml:space="preserve"> / Quality / Security:</w:t>
+      <w:r>
+        <w:rPr>
+          <w:rFonts w:ascii="Times New Roman" w:eastAsia="Times New Roman" w:hAnsi="Times New Roman" w:cs="Times New Roman"/>
+          <w:b/>
+          <w:bCs/>
+          <w:sz w:val="22"/>
+          <w:szCs w:val="24"/>
+          <w:lang w:eastAsia="en-US"/>
+        </w:rPr>
+        <w:t>Observability / Quality / Security:</w:t>
       </w:r>
       <w:r>
         <w:rPr>
@@ -1203,7 +964,7 @@
           <w:sz w:val="22"/>
           <w:szCs w:val="28"/>
         </w:rPr>
-        <w:t xml:space="preserve">2024 – </w:t>
+        <w:t xml:space="preserve"> </w:t>
       </w:r>
       <w:r>
         <w:rPr>
@@ -1212,7 +973,25 @@
           <w:sz w:val="22"/>
           <w:szCs w:val="28"/>
         </w:rPr>
-        <w:t>Dec 2025)</w:t>
+        <w:t xml:space="preserve">2024 – </w:t>
+      </w:r>
+      <w:r>
+        <w:rPr>
+          <w:rFonts w:asciiTheme="majorBidi" w:hAnsiTheme="majorBidi" w:cstheme="majorBidi"/>
+          <w:i/>
+          <w:sz w:val="22"/>
+          <w:szCs w:val="28"/>
+        </w:rPr>
+        <w:t>May 2026</w:t>
+      </w:r>
+      <w:r>
+        <w:rPr>
+          <w:rFonts w:asciiTheme="majorBidi" w:hAnsiTheme="majorBidi" w:cstheme="majorBidi"/>
+          <w:i/>
+          <w:sz w:val="22"/>
+          <w:szCs w:val="28"/>
+        </w:rPr>
+        <w:t>)</w:t>
       </w:r>
     </w:p>
     <w:p>
@@ -1354,7 +1133,6 @@
         </w:rPr>
         <w:t xml:space="preserve">Improved reporting performance by profiling expensive </w:t>
       </w:r>
-      <w:proofErr w:type="spellStart"/>
       <w:r>
         <w:rPr>
           <w:rFonts w:ascii="Times New Roman" w:eastAsia="Times New Roman" w:hAnsi="Times New Roman" w:cs="Times New Roman"/>
@@ -1366,7 +1144,6 @@
         </w:rPr>
         <w:t>PostgreSQL</w:t>
       </w:r>
-      <w:proofErr w:type="spellEnd"/>
       <w:r>
         <w:rPr>
           <w:rFonts w:ascii="Times New Roman" w:eastAsia="Times New Roman" w:hAnsi="Times New Roman" w:cs="Times New Roman"/>
@@ -1813,29 +1590,16 @@
         </w:rPr>
         <w:t xml:space="preserve">Improved deployment predictability by tightening </w:t>
       </w:r>
-      <w:proofErr w:type="spellStart"/>
-      <w:r>
-        <w:rPr>
-          <w:rFonts w:ascii="Times New Roman" w:eastAsia="Times New Roman" w:hAnsi="Times New Roman" w:cs="Times New Roman"/>
-          <w:b/>
-          <w:bCs/>
-          <w:sz w:val="22"/>
-          <w:szCs w:val="24"/>
-          <w:lang w:eastAsia="en-US"/>
-        </w:rPr>
-        <w:t>GitHub</w:t>
-      </w:r>
-      <w:proofErr w:type="spellEnd"/>
-      <w:r>
-        <w:rPr>
-          <w:rFonts w:ascii="Times New Roman" w:eastAsia="Times New Roman" w:hAnsi="Times New Roman" w:cs="Times New Roman"/>
-          <w:b/>
-          <w:bCs/>
-          <w:sz w:val="22"/>
-          <w:szCs w:val="24"/>
-          <w:lang w:eastAsia="en-US"/>
-        </w:rPr>
-        <w:t xml:space="preserve"> Actions</w:t>
+      <w:r>
+        <w:rPr>
+          <w:rFonts w:ascii="Times New Roman" w:eastAsia="Times New Roman" w:hAnsi="Times New Roman" w:cs="Times New Roman"/>
+          <w:b/>
+          <w:bCs/>
+          <w:sz w:val="22"/>
+          <w:szCs w:val="24"/>
+          <w:lang w:eastAsia="en-US"/>
+        </w:rPr>
+        <w:t>GitHub Actions</w:t>
       </w:r>
       <w:r>
         <w:rPr>
@@ -1890,27 +1654,7 @@
           <w:szCs w:val="24"/>
           <w:lang w:eastAsia="en-US"/>
         </w:rPr>
-        <w:t xml:space="preserve">Worked closely with product, QA, and engineering stakeholders to break unclear backend requirements into smaller safe releases, helping the team deliver new service behavior without sacrificing stability or </w:t>
-      </w:r>
-      <w:proofErr w:type="spellStart"/>
-      <w:r>
-        <w:rPr>
-          <w:rFonts w:ascii="Times New Roman" w:eastAsia="Times New Roman" w:hAnsi="Times New Roman" w:cs="Times New Roman"/>
-          <w:sz w:val="22"/>
-          <w:szCs w:val="24"/>
-          <w:lang w:eastAsia="en-US"/>
-        </w:rPr>
-        <w:t>observability</w:t>
-      </w:r>
-      <w:proofErr w:type="spellEnd"/>
-      <w:r>
-        <w:rPr>
-          <w:rFonts w:ascii="Times New Roman" w:eastAsia="Times New Roman" w:hAnsi="Times New Roman" w:cs="Times New Roman"/>
-          <w:sz w:val="22"/>
-          <w:szCs w:val="24"/>
-          <w:lang w:eastAsia="en-US"/>
-        </w:rPr>
-        <w:t>.</w:t>
+        <w:t>Worked closely with product, QA, and engineering stakeholders to break unclear backend requirements into smaller safe releases, helping the team deliver new service behavior without sacrificing stability or observability.</w:t>
       </w:r>
     </w:p>
     <w:p>
@@ -2040,7 +1784,6 @@
         </w:rPr>
         <w:t xml:space="preserve">, </w:t>
       </w:r>
-      <w:proofErr w:type="spellStart"/>
       <w:r>
         <w:rPr>
           <w:rFonts w:ascii="Times New Roman" w:eastAsia="Times New Roman" w:hAnsi="Times New Roman" w:cs="Times New Roman"/>
@@ -2052,7 +1795,6 @@
         </w:rPr>
         <w:t>Django</w:t>
       </w:r>
-      <w:proofErr w:type="spellEnd"/>
       <w:r>
         <w:rPr>
           <w:rFonts w:ascii="Times New Roman" w:eastAsia="Times New Roman" w:hAnsi="Times New Roman" w:cs="Times New Roman"/>
@@ -2384,7 +2126,6 @@
         </w:rPr>
         <w:t xml:space="preserve">Helped standardize local and deployment environments with </w:t>
       </w:r>
-      <w:proofErr w:type="spellStart"/>
       <w:r>
         <w:rPr>
           <w:rFonts w:ascii="Times New Roman" w:eastAsia="Times New Roman" w:hAnsi="Times New Roman" w:cs="Times New Roman"/>
@@ -2396,7 +2137,6 @@
         </w:rPr>
         <w:t>Docker</w:t>
       </w:r>
-      <w:proofErr w:type="spellEnd"/>
       <w:r>
         <w:rPr>
           <w:rFonts w:ascii="Times New Roman" w:eastAsia="Times New Roman" w:hAnsi="Times New Roman" w:cs="Times New Roman"/>
@@ -2642,8 +2382,10 @@
           <w:sz w:val="22"/>
           <w:szCs w:val="28"/>
         </w:rPr>
-        <w:t>Sept</w:t>
-      </w:r>
+        <w:t>Sep</w:t>
+      </w:r>
+      <w:bookmarkStart w:id="0" w:name="_GoBack"/>
+      <w:bookmarkEnd w:id="0"/>
       <w:r>
         <w:rPr>
           <w:rFonts w:asciiTheme="majorBidi" w:hAnsiTheme="majorBidi" w:cstheme="majorBidi"/>
@@ -2708,7 +2450,6 @@
         </w:rPr>
         <w:t xml:space="preserve">, </w:t>
       </w:r>
-      <w:proofErr w:type="spellStart"/>
       <w:r>
         <w:rPr>
           <w:rFonts w:ascii="Times New Roman" w:eastAsia="Times New Roman" w:hAnsi="Times New Roman" w:cs="Times New Roman"/>
@@ -2720,7 +2461,6 @@
         </w:rPr>
         <w:t>Django</w:t>
       </w:r>
-      <w:proofErr w:type="spellEnd"/>
       <w:r>
         <w:rPr>
           <w:rFonts w:ascii="Times New Roman" w:eastAsia="Times New Roman" w:hAnsi="Times New Roman" w:cs="Times New Roman"/>
@@ -2868,7 +2608,6 @@
         </w:rPr>
         <w:t xml:space="preserve">Improved slow administrative screens by rewriting inefficient </w:t>
       </w:r>
-      <w:proofErr w:type="spellStart"/>
       <w:r>
         <w:rPr>
           <w:rFonts w:ascii="Times New Roman" w:eastAsia="Times New Roman" w:hAnsi="Times New Roman" w:cs="Times New Roman"/>
@@ -2880,7 +2619,6 @@
         </w:rPr>
         <w:t>PostgreSQL</w:t>
       </w:r>
-      <w:proofErr w:type="spellEnd"/>
       <w:r>
         <w:rPr>
           <w:rFonts w:ascii="Times New Roman" w:eastAsia="Times New Roman" w:hAnsi="Times New Roman" w:cs="Times New Roman"/>
@@ -3147,27 +2885,7 @@
           <w:szCs w:val="24"/>
           <w:lang w:eastAsia="en-US"/>
         </w:rPr>
-        <w:t xml:space="preserve">Worked within historically practical stack choices for the period, using Python, </w:t>
-      </w:r>
-      <w:proofErr w:type="spellStart"/>
-      <w:r>
-        <w:rPr>
-          <w:rFonts w:ascii="Times New Roman" w:eastAsia="Times New Roman" w:hAnsi="Times New Roman" w:cs="Times New Roman"/>
-          <w:sz w:val="22"/>
-          <w:szCs w:val="24"/>
-          <w:lang w:eastAsia="en-US"/>
-        </w:rPr>
-        <w:t>Django</w:t>
-      </w:r>
-      <w:proofErr w:type="spellEnd"/>
-      <w:r>
-        <w:rPr>
-          <w:rFonts w:ascii="Times New Roman" w:eastAsia="Times New Roman" w:hAnsi="Times New Roman" w:cs="Times New Roman"/>
-          <w:sz w:val="22"/>
-          <w:szCs w:val="24"/>
-          <w:lang w:eastAsia="en-US"/>
-        </w:rPr>
-        <w:t>, Flask, SQL, and background processing patterns in ways that matched platform maturity and minimized unnecessary migration risk.</w:t>
+        <w:t>Worked within historically practical stack choices for the period, using Python, Django, Flask, SQL, and background processing patterns in ways that matched platform maturity and minimized unnecessary migration risk.</w:t>
       </w:r>
     </w:p>
     <w:p>
@@ -3305,7 +3023,6 @@
         </w:rPr>
         <w:t xml:space="preserve"> and </w:t>
       </w:r>
-      <w:proofErr w:type="spellStart"/>
       <w:r>
         <w:rPr>
           <w:rFonts w:ascii="Times New Roman" w:eastAsia="Times New Roman" w:hAnsi="Times New Roman" w:cs="Times New Roman"/>
@@ -3317,7 +3034,6 @@
         </w:rPr>
         <w:t>Django</w:t>
       </w:r>
-      <w:proofErr w:type="spellEnd"/>
       <w:r>
         <w:rPr>
           <w:rFonts w:ascii="Times New Roman" w:eastAsia="Times New Roman" w:hAnsi="Times New Roman" w:cs="Times New Roman"/>
@@ -9166,7 +8882,6 @@
       <w:jc w:val="both"/>
     </w:pPr>
     <w:tblPr>
-      <w:tblInd w:w="0" w:type="dxa"/>
       <w:tblBorders>
         <w:top w:val="single" w:sz="4" w:space="0" w:color="auto"/>
         <w:left w:val="single" w:sz="4" w:space="0" w:color="auto"/>
@@ -9175,12 +8890,6 @@
         <w:insideH w:val="single" w:sz="4" w:space="0" w:color="auto"/>
         <w:insideV w:val="single" w:sz="4" w:space="0" w:color="auto"/>
       </w:tblBorders>
-      <w:tblCellMar>
-        <w:top w:w="0" w:type="dxa"/>
-        <w:left w:w="108" w:type="dxa"/>
-        <w:bottom w:w="0" w:type="dxa"/>
-        <w:right w:w="108" w:type="dxa"/>
-      </w:tblCellMar>
     </w:tblPr>
   </w:style>
   <w:style w:type="character" w:customStyle="1" w:styleId="NormalWebChar">
@@ -9451,7 +9160,6 @@
       <w:jc w:val="both"/>
     </w:pPr>
     <w:tblPr>
-      <w:tblInd w:w="0" w:type="dxa"/>
       <w:tblBorders>
         <w:top w:val="single" w:sz="4" w:space="0" w:color="auto"/>
         <w:left w:val="single" w:sz="4" w:space="0" w:color="auto"/>
@@ -9460,12 +9168,6 @@
         <w:insideH w:val="single" w:sz="4" w:space="0" w:color="auto"/>
         <w:insideV w:val="single" w:sz="4" w:space="0" w:color="auto"/>
       </w:tblBorders>
-      <w:tblCellMar>
-        <w:top w:w="0" w:type="dxa"/>
-        <w:left w:w="108" w:type="dxa"/>
-        <w:bottom w:w="0" w:type="dxa"/>
-        <w:right w:w="108" w:type="dxa"/>
-      </w:tblCellMar>
     </w:tblPr>
   </w:style>
   <w:style w:type="character" w:customStyle="1" w:styleId="NormalWebChar">
